--- a/report/Bao_cao_Y4.docx
+++ b/report/Bao_cao_Y4.docx
@@ -1743,7 +1743,7 @@
         <w:t xml:space="preserve">Thống kê: </w:t>
       </w:r>
       <w:r>
-        <w:t>CI 95% bằng bootstrap (2000 lần); paired difference giữa chế độ nén và context gốc trên cùng câu hỏi (bootstrap 5000 lần), như nội dung 1–3.</w:t>
+        <w:t>CI 95% bằng bootstrap (2000 lần, seed cố định cho từng lần bootstrap); paired difference giữa chế độ nén và context gốc trên cùng câu hỏi (bootstrap 5000 lần), như nội dung 1–3. Các paired difference (21 so sánh: 3 chế độ × 7 chỉ số) là một họ so sánh, p được hiệu chỉnh theo Holm; chỉ chênh lệch qua được hiệu chỉnh mới được gọi là có statistical significance, chênh lệch có CI 95% không chứa 0 nhưng không qua hiệu chỉnh được ghi là gợi ý. Kiểm định non-inferiority của faithfulness là phép thử chính đặt trước, dựa trên cận dưới CI 95%, không thuộc họ này.</w:t>
       </w:r>
     </w:p>
     <w:p>
@@ -2372,7 +2372,7 @@
               <w:rPr>
                 <w:sz w:val="20"/>
               </w:rPr>
-              <w:t>47,9% [47,1%; 48,7%]</w:t>
+              <w:t>47,9% [47,0%; 48,7%]</w:t>
             </w:r>
           </w:p>
         </w:tc>
@@ -2524,11 +2524,12 @@
         <w:tblLook w:firstColumn="1" w:firstRow="1" w:lastColumn="0" w:lastRow="0" w:noHBand="0" w:noVBand="1" w:val="04A0"/>
       </w:tblPr>
       <w:tblGrid>
-        <w:gridCol w:w="1814"/>
-        <w:gridCol w:w="1814"/>
-        <w:gridCol w:w="1814"/>
-        <w:gridCol w:w="1814"/>
-        <w:gridCol w:w="1814"/>
+        <w:gridCol w:w="1512"/>
+        <w:gridCol w:w="1512"/>
+        <w:gridCol w:w="1512"/>
+        <w:gridCol w:w="1512"/>
+        <w:gridCol w:w="1512"/>
+        <w:gridCol w:w="1512"/>
       </w:tblGrid>
       <w:tr>
         <w:trPr>
@@ -2537,7 +2538,7 @@
         </w:trPr>
         <w:tc>
           <w:tcPr>
-            <w:tcW w:type="dxa" w:w="1928"/>
+            <w:tcW w:type="dxa" w:w="1531"/>
             <w:shd w:val="clear" w:color="auto" w:fill="1C5CAB"/>
           </w:tcPr>
           <w:p>
@@ -2558,7 +2559,7 @@
         </w:tc>
         <w:tc>
           <w:tcPr>
-            <w:tcW w:type="dxa" w:w="850"/>
+            <w:tcW w:type="dxa" w:w="680"/>
             <w:shd w:val="clear" w:color="auto" w:fill="1C5CAB"/>
           </w:tcPr>
           <w:p>
@@ -2579,7 +2580,7 @@
         </w:tc>
         <w:tc>
           <w:tcPr>
-            <w:tcW w:type="dxa" w:w="1474"/>
+            <w:tcW w:type="dxa" w:w="1417"/>
             <w:shd w:val="clear" w:color="auto" w:fill="1C5CAB"/>
           </w:tcPr>
           <w:p>
@@ -2600,7 +2601,7 @@
         </w:tc>
         <w:tc>
           <w:tcPr>
-            <w:tcW w:type="dxa" w:w="2381"/>
+            <w:tcW w:type="dxa" w:w="2098"/>
             <w:shd w:val="clear" w:color="auto" w:fill="1C5CAB"/>
           </w:tcPr>
           <w:p>
@@ -2621,7 +2622,28 @@
         </w:tc>
         <w:tc>
           <w:tcPr>
-            <w:tcW w:type="dxa" w:w="2438"/>
+            <w:tcW w:type="dxa" w:w="1361"/>
+            <w:shd w:val="clear" w:color="auto" w:fill="1C5CAB"/>
+          </w:tcPr>
+          <w:p>
+            <w:pPr>
+              <w:spacing w:after="20" w:line="264" w:lineRule="auto"/>
+              <w:jc w:val="center"/>
+            </w:pPr>
+            <w:r/>
+            <w:r>
+              <w:rPr>
+                <w:b/>
+                <w:color w:val="FFFFFF"/>
+                <w:sz w:val="20"/>
+              </w:rPr>
+              <w:t>Mức giảm chưa loại trừ được</w:t>
+            </w:r>
+          </w:p>
+        </w:tc>
+        <w:tc>
+          <w:tcPr>
+            <w:tcW w:type="dxa" w:w="1984"/>
             <w:shd w:val="clear" w:color="auto" w:fill="1C5CAB"/>
           </w:tcPr>
           <w:p>
@@ -2647,7 +2669,7 @@
         </w:trPr>
         <w:tc>
           <w:tcPr>
-            <w:tcW w:type="dxa" w:w="1928"/>
+            <w:tcW w:type="dxa" w:w="1531"/>
           </w:tcPr>
           <w:p>
             <w:pPr>
@@ -2670,7 +2692,7 @@
         </w:tc>
         <w:tc>
           <w:tcPr>
-            <w:tcW w:type="dxa" w:w="850"/>
+            <w:tcW w:type="dxa" w:w="680"/>
           </w:tcPr>
           <w:p>
             <w:pPr>
@@ -2688,7 +2710,7 @@
         </w:tc>
         <w:tc>
           <w:tcPr>
-            <w:tcW w:type="dxa" w:w="1474"/>
+            <w:tcW w:type="dxa" w:w="1417"/>
           </w:tcPr>
           <w:p>
             <w:pPr>
@@ -2706,7 +2728,7 @@
         </w:tc>
         <w:tc>
           <w:tcPr>
-            <w:tcW w:type="dxa" w:w="2381"/>
+            <w:tcW w:type="dxa" w:w="2098"/>
           </w:tcPr>
           <w:p>
             <w:pPr>
@@ -2724,7 +2746,25 @@
         </w:tc>
         <w:tc>
           <w:tcPr>
-            <w:tcW w:type="dxa" w:w="2438"/>
+            <w:tcW w:type="dxa" w:w="1361"/>
+          </w:tcPr>
+          <w:p>
+            <w:pPr>
+              <w:spacing w:after="20" w:line="264" w:lineRule="auto"/>
+              <w:jc w:val="center"/>
+            </w:pPr>
+            <w:r/>
+            <w:r>
+              <w:rPr>
+                <w:sz w:val="20"/>
+              </w:rPr>
+              <w:t>−0,079</w:t>
+            </w:r>
+          </w:p>
+        </w:tc>
+        <w:tc>
+          <w:tcPr>
+            <w:tcW w:type="dxa" w:w="1984"/>
           </w:tcPr>
           <w:p>
             <w:pPr>
@@ -2747,7 +2787,7 @@
         </w:trPr>
         <w:tc>
           <w:tcPr>
-            <w:tcW w:type="dxa" w:w="1928"/>
+            <w:tcW w:type="dxa" w:w="1531"/>
             <w:shd w:val="clear" w:color="auto" w:fill="F0F5FC"/>
           </w:tcPr>
           <w:p>
@@ -2771,7 +2811,7 @@
         </w:tc>
         <w:tc>
           <w:tcPr>
-            <w:tcW w:type="dxa" w:w="850"/>
+            <w:tcW w:type="dxa" w:w="680"/>
             <w:shd w:val="clear" w:color="auto" w:fill="F0F5FC"/>
           </w:tcPr>
           <w:p>
@@ -2790,7 +2830,7 @@
         </w:tc>
         <w:tc>
           <w:tcPr>
-            <w:tcW w:type="dxa" w:w="1474"/>
+            <w:tcW w:type="dxa" w:w="1417"/>
             <w:shd w:val="clear" w:color="auto" w:fill="F0F5FC"/>
           </w:tcPr>
           <w:p>
@@ -2809,7 +2849,7 @@
         </w:tc>
         <w:tc>
           <w:tcPr>
-            <w:tcW w:type="dxa" w:w="2381"/>
+            <w:tcW w:type="dxa" w:w="2098"/>
             <w:shd w:val="clear" w:color="auto" w:fill="F0F5FC"/>
           </w:tcPr>
           <w:p>
@@ -2828,7 +2868,26 @@
         </w:tc>
         <w:tc>
           <w:tcPr>
-            <w:tcW w:type="dxa" w:w="2438"/>
+            <w:tcW w:type="dxa" w:w="1361"/>
+            <w:shd w:val="clear" w:color="auto" w:fill="F0F5FC"/>
+          </w:tcPr>
+          <w:p>
+            <w:pPr>
+              <w:spacing w:after="20" w:line="264" w:lineRule="auto"/>
+              <w:jc w:val="center"/>
+            </w:pPr>
+            <w:r/>
+            <w:r>
+              <w:rPr>
+                <w:sz w:val="20"/>
+              </w:rPr>
+              <w:t>−0,079</w:t>
+            </w:r>
+          </w:p>
+        </w:tc>
+        <w:tc>
+          <w:tcPr>
+            <w:tcW w:type="dxa" w:w="1984"/>
             <w:shd w:val="clear" w:color="auto" w:fill="F0F5FC"/>
           </w:tcPr>
           <w:p>
@@ -2852,7 +2911,7 @@
         </w:trPr>
         <w:tc>
           <w:tcPr>
-            <w:tcW w:type="dxa" w:w="1928"/>
+            <w:tcW w:type="dxa" w:w="1531"/>
           </w:tcPr>
           <w:p>
             <w:pPr>
@@ -2875,7 +2934,7 @@
         </w:tc>
         <w:tc>
           <w:tcPr>
-            <w:tcW w:type="dxa" w:w="850"/>
+            <w:tcW w:type="dxa" w:w="680"/>
           </w:tcPr>
           <w:p>
             <w:pPr>
@@ -2893,7 +2952,7 @@
         </w:tc>
         <w:tc>
           <w:tcPr>
-            <w:tcW w:type="dxa" w:w="1474"/>
+            <w:tcW w:type="dxa" w:w="1417"/>
           </w:tcPr>
           <w:p>
             <w:pPr>
@@ -2911,7 +2970,7 @@
         </w:tc>
         <w:tc>
           <w:tcPr>
-            <w:tcW w:type="dxa" w:w="2381"/>
+            <w:tcW w:type="dxa" w:w="2098"/>
           </w:tcPr>
           <w:p>
             <w:pPr>
@@ -2929,7 +2988,7 @@
         </w:tc>
         <w:tc>
           <w:tcPr>
-            <w:tcW w:type="dxa" w:w="2438"/>
+            <w:tcW w:type="dxa" w:w="1361"/>
           </w:tcPr>
           <w:p>
             <w:pPr>
@@ -2941,7 +3000,25 @@
               <w:rPr>
                 <w:sz w:val="20"/>
               </w:rPr>
-              <w:t>giảm, có statistical significance; không giữ nguyên</w:t>
+              <w:t>−0,110</w:t>
+            </w:r>
+          </w:p>
+        </w:tc>
+        <w:tc>
+          <w:tcPr>
+            <w:tcW w:type="dxa" w:w="1984"/>
+          </w:tcPr>
+          <w:p>
+            <w:pPr>
+              <w:spacing w:after="20" w:line="264" w:lineRule="auto"/>
+              <w:jc w:val="center"/>
+            </w:pPr>
+            <w:r/>
+            <w:r>
+              <w:rPr>
+                <w:sz w:val="20"/>
+              </w:rPr>
+              <w:t>không đủ bằng chứng để nói giữ nguyên</w:t>
             </w:r>
           </w:p>
         </w:tc>
@@ -3012,7 +3089,21 @@
         <w:t>Không chế độ nào chứng minh được faithfulness được giữ nguyên.</w:t>
       </w:r>
       <w:r>
-        <w:t xml:space="preserve"> Nén KG và nén passage làm faithfulness giảm khoảng 0,03 (−0,030 [−0,079; +0,016] và −0,029 [−0,079; +0,016]), không có statistical significance, nhưng CI kéo tới khoảng −0,08 nên không đủ bằng chứng để nói faithfulness được giữ nguyên. Nén cả hai phần: nén − gốc = −0,054 [−0,110; −0,003], giảm có statistical significance, và mức giảm trung bình đã vượt ngưỡng 0,05. Chấm trên context gốc chưa nén (faithfulness_full) cho kết quả cùng chiều nhưng không có statistical significance (−0,047 [−0,104; +0,006] ở chế độ nén cả hai): có dấu hiệu câu trả lời từ context nén chứa thêm claim không có trong cả context gốc (mô hình tự bổ sung bằng kiến thức riêng), nhưng chưa đủ bằng chứng để khẳng định.</w:t>
+        <w:t xml:space="preserve"> Nén KG và nén passage làm faithfulness giảm khoảng 0,03 (−0,030 [−0,079; +0,016] và −0,029 [−0,079; +0,016]), không có statistical significance, nhưng CI kéo tới khoảng −0,08 nên không đủ bằng chứng để nói faithfulness được giữ nguyên: dữ liệu chưa loại trừ được mức giảm tới 0,079 (nén KG) và 0,079 (nén passage). Nén cả hai phần: nén − gốc = −0,054 [−0,110; −0,003], CI không chứa 0 (p ≈ 0,04, sau hiệu chỉnh Holm p_Holm ≈ 0,62), tức là có dấu hiệu giảm nhưng chưa qua hiệu chỉnh đa so sánh; mức giảm trung bình đã vượt ngưỡng 0,05. Chấm trên context gốc chưa nén (faithfulness_full) cho kết quả cùng chiều nhưng không có statistical significance (−0,047 [−0,104; +0,006] ở chế độ nén cả hai): có dấu hiệu câu trả lời từ context nén chứa thêm claim không có trong cả context gốc (mô hình tự bổ sung bằng kiến thức riêng), nhưng chưa đủ bằng chứng để khẳng định.</w:t>
+      </w:r>
+    </w:p>
+    <w:p>
+      <w:pPr>
+        <w:ind w:firstLine="567"/>
+      </w:pPr>
+      <w:r>
+        <w:rPr>
+          <w:b/>
+        </w:rPr>
+        <w:t>Độ dài context và judge:</w:t>
+      </w:r>
+      <w:r>
+        <w:t xml:space="preserve"> ở nội dung 2 (mục 8.5), judge chấm faithfulness của GraphRAG thấp hơn human judge nhiều hơn so với Vector RAG, và GraphRAG có context dài hơn (mô tả KG cộng 4 passage); tức là judge có thể khắt khe hơn khi context dài. Nếu đúng như vậy, context nén (ngắn hơn) được chấm dễ hơn context gốc, và mức giảm faithfulness thật có thể lớn hơn số đo ở Bảng 6. Faithfulness_full chấm mọi chế độ trên cùng context gốc nên không bị ảnh hưởng bởi thiên lệch này, và cho kết quả cùng chiều (nén cả hai: −0,047 [−0,104; +0,006]). Chiều lệch theo độ dài chưa được kiểm chứng trên dữ liệu của nội dung 4.</w:t>
       </w:r>
     </w:p>
     <w:p>
@@ -3262,7 +3353,7 @@
               </w:rPr>
               <w:t>0,684</w:t>
               <w:br/>
-              <w:t>[0,621; 0,746]</w:t>
+              <w:t>[0,619; 0,747]</w:t>
             </w:r>
           </w:p>
         </w:tc>
@@ -3282,7 +3373,7 @@
               </w:rPr>
               <w:t>80,6%</w:t>
               <w:br/>
-              <w:t>[71,0%; 88,7%]</w:t>
+              <w:t>[69,4%; 90,3%]</w:t>
             </w:r>
           </w:p>
         </w:tc>
@@ -3322,7 +3413,7 @@
               </w:rPr>
               <w:t>0,755</w:t>
               <w:br/>
-              <w:t>[0,695; 0,810]</w:t>
+              <w:t>[0,689; 0,808]</w:t>
             </w:r>
           </w:p>
         </w:tc>
@@ -3372,7 +3463,7 @@
               </w:rPr>
               <w:t>0,839</w:t>
               <w:br/>
-              <w:t>[0,790; 0,885]</w:t>
+              <w:t>[0,787; 0,888]</w:t>
               <w:br/>
               <w:t>(n = 52)</w:t>
             </w:r>
@@ -3395,7 +3486,7 @@
               </w:rPr>
               <w:t>0,690</w:t>
               <w:br/>
-              <w:t>[0,621; 0,754]</w:t>
+              <w:t>[0,625; 0,756]</w:t>
             </w:r>
           </w:p>
         </w:tc>
@@ -3458,7 +3549,7 @@
               </w:rPr>
               <w:t>0,679</w:t>
               <w:br/>
-              <w:t>[0,592; 0,754]</w:t>
+              <w:t>[0,595; 0,754]</w:t>
             </w:r>
           </w:p>
         </w:tc>
@@ -3506,7 +3597,7 @@
               </w:rPr>
               <w:t>0,836</w:t>
               <w:br/>
-              <w:t>[0,790; 0,879]</w:t>
+              <w:t>[0,790; 0,878]</w:t>
               <w:br/>
               <w:t>(n = 55)</w:t>
             </w:r>
@@ -3528,7 +3619,7 @@
               </w:rPr>
               <w:t>0,664</w:t>
               <w:br/>
-              <w:t>[0,600; 0,726]</w:t>
+              <w:t>[0,597; 0,730]</w:t>
             </w:r>
           </w:p>
         </w:tc>
@@ -3548,7 +3639,7 @@
               </w:rPr>
               <w:t>79,0%</w:t>
               <w:br/>
-              <w:t>[69,4%; 88,7%]</w:t>
+              <w:t>[67,7%; 88,7%]</w:t>
             </w:r>
           </w:p>
         </w:tc>
@@ -3588,7 +3679,7 @@
               </w:rPr>
               <w:t>0,737</w:t>
               <w:br/>
-              <w:t>[0,668; 0,802]</w:t>
+              <w:t>[0,664; 0,800]</w:t>
             </w:r>
           </w:p>
         </w:tc>
@@ -3638,7 +3729,7 @@
               </w:rPr>
               <w:t>0,815</w:t>
               <w:br/>
-              <w:t>[0,757; 0,873]</w:t>
+              <w:t>[0,754; 0,871]</w:t>
               <w:br/>
               <w:t>(n = 52)</w:t>
             </w:r>
@@ -3661,7 +3752,7 @@
               </w:rPr>
               <w:t>0,647</w:t>
               <w:br/>
-              <w:t>[0,584; 0,707]</w:t>
+              <w:t>[0,586; 0,708]</w:t>
             </w:r>
           </w:p>
         </w:tc>
@@ -3682,7 +3773,7 @@
               </w:rPr>
               <w:t>80,6%</w:t>
               <w:br/>
-              <w:t>[71,0%; 90,3%]</w:t>
+              <w:t>[69,4%; 90,3%]</w:t>
             </w:r>
           </w:p>
         </w:tc>
@@ -3724,7 +3815,7 @@
               </w:rPr>
               <w:t>0,693</w:t>
               <w:br/>
-              <w:t>[0,612; 0,761]</w:t>
+              <w:t>[0,614; 0,768]</w:t>
             </w:r>
           </w:p>
         </w:tc>
@@ -3755,7 +3846,7 @@
         <w:t>Context recall</w:t>
       </w:r>
       <w:r>
-        <w:t xml:space="preserve"> (thông tin quan trọng còn lại): khi chỉ nén KG (+0,6 điểm % [−2,6; +3,9]) hoặc chỉ nén passage (−2,0 điểm % [−5,4; +1,7]), không đủ bằng chứng để phân biệt với context gốc. Nén cả hai: nén − gốc = −3,7 điểm % [−7,1; −0,3], giảm có statistical significance nhưng nhỏ: phần lớn claim của ground truth vẫn còn sau khi bỏ gần một nửa số token.</w:t>
+        <w:t xml:space="preserve"> (thông tin quan trọng còn lại): khi chỉ nén KG (+0,6 điểm % [−2,6; +3,9]) hoặc chỉ nén passage (−2,0 điểm % [−5,4; +1,7]), không đủ bằng chứng để phân biệt với context gốc. Nén cả hai: nén − gốc = −3,7 điểm % [−7,1; −0,3], CI không chứa 0 nhưng không qua hiệu chỉnh Holm (p ≈ 0,03, sau hiệu chỉnh Holm p_Holm ≈ 0,54), và mức giảm nhỏ: phần lớn claim của ground truth vẫn còn sau khi bỏ gần một nửa số token.</w:t>
       </w:r>
     </w:p>
     <w:p>
@@ -3783,7 +3874,7 @@
         <w:t>Refusal ở câu có đáp án tăng gấp đôi khi nén KG</w:t>
       </w:r>
       <w:r>
-        <w:t xml:space="preserve"> (8,1% lên 16,1%, +8,1 điểm % [+1,6; +16,1], có statistical significance; nén cả hai cũng vậy), còn nén passage thì không đủ bằng chứng để phân biệt (+3,2 điểm % [+0,0; +8,1]). Answer relevancy giảm ở các chế độ nén KG chủ yếu vì câu refusal được 0 điểm: chỉ tính câu không refuse, answer relevancy là 0,821 (gốc) và 0,827 (nén cả hai). Cả bốn chế độ đều refuse đúng 23/23 câu out-of-corpus.</w:t>
+        <w:t xml:space="preserve"> (8,1% lên 16,1%, +8,1 điểm % [+1,6; +16,1], CI không chứa 0, p ≈ 0,007, sau hiệu chỉnh Holm p_Holm ≈ 0,14; nén cả hai cũng vậy): đây là thay đổi rõ nhất về mặt độ lớn nhưng chưa qua hiệu chỉnh đa so sánh. Nén passage thì không đủ bằng chứng để phân biệt (+3,2 điểm % [+0,0; +8,1]). Answer relevancy giảm ở các chế độ nén KG chủ yếu vì câu refusal được 0 điểm: chỉ tính câu không refuse, answer relevancy là 0,821 (gốc) và 0,827 (nén cả hai). Cả bốn chế độ đều refuse đúng 23/23 câu out-of-corpus.</w:t>
       </w:r>
     </w:p>
     <w:p>
@@ -3837,7 +3928,7 @@
         <w:t>KG-RAG [1]</w:t>
       </w:r>
       <w:r>
-        <w:t xml:space="preserve"> (KG y sinh, cắt context bằng embedding) báo cáo giảm hơn 50% token mà không giảm độ chính xác. Kết quả ở đây cùng chiều về độ chính xác: giảm 47,9% token mà không đủ bằng chứng để phân biệt answer correctness với context gốc (CI còn rộng, khoảng ±10 điểm %). Khác biệt là nội dung 4 đo thêm faithfulness và refusal, và chính hai chỉ số này cho thấy cái giá của việc nén: ở chế độ nén cả hai, câu trả lời bám vào context kém hơn một chút (faithfulness giảm có statistical significance), và khi nén KG mô hình refuse nhiều hơn ở câu multi-hop. Chỉ nhìn độ chính xác thì sẽ không thấy các thay đổi này.</w:t>
+        <w:t xml:space="preserve"> (KG y sinh, cắt context bằng embedding) báo cáo giảm hơn 50% token mà không giảm độ chính xác. Kết quả ở đây cùng chiều về độ chính xác: giảm 47,9% token mà không đủ bằng chứng để phân biệt answer correctness với context gốc (CI còn rộng, khoảng ±10 điểm %). Khác biệt là nội dung 4 đo thêm faithfulness và refusal, và chính hai chỉ số này cho thấy cái giá của việc nén: ở chế độ nén cả hai, câu trả lời có dấu hiệu bám vào context kém hơn (faithfulness giảm, CI không chứa 0 nhưng chưa qua hiệu chỉnh đa so sánh), và khi nén KG mô hình refuse nhiều hơn ở câu multi-hop. Chỉ nhìn độ chính xác thì sẽ không thấy các thay đổi này.</w:t>
       </w:r>
     </w:p>
     <w:p>
@@ -3910,7 +4001,7 @@
         <w:t xml:space="preserve">Đa so sánh: </w:t>
       </w:r>
       <w:r>
-        <w:t>21 paired comparison (3 chế độ × 7 chỉ số) không hiệu chỉnh đa so sánh, 6 có statistical significance; nếu không có khác biệt thật nào, ở mức 5% vẫn kỳ vọng khoảng 1 kết quả dương tính giả, nên các kết quả có CI sát 0 (faithfulness và context recall ở chế độ nén cả hai, cận trên −0,003) cần được xác nhận trên bộ câu hỏi lớn hơn.</w:t>
+        <w:t>trong 21 paired comparison (3 chế độ × 7 chỉ số), 6 có CI 95% không chứa 0 nhưng chỉ 1 còn statistical significance sau hiệu chỉnh Holm (answer relevancy khi nén KG, chủ yếu do refuse nhiều hơn). Các kết quả có CI sát 0 (faithfulness và context recall ở chế độ nén cả hai, cận trên −0,003) và mức tăng refusal cần được xác nhận trên bộ câu hỏi lớn hơn.</w:t>
       </w:r>
     </w:p>
     <w:p>
@@ -3956,7 +4047,7 @@
         <w:ind w:firstLine="567"/>
       </w:pPr>
       <w:r>
-        <w:t>Nén context của GraphRAG chỉ bằng cách xoá bớt theo độ liên quan với câu hỏi đạt token reduction 22,5% (nén KG), 25,3% (nén passage) và 47,9% (nén cả hai), đều trong khoảng mục tiêu 19–53%. Không chế độ nào chứng minh được faithfulness được giữ nguyên với ngưỡng 0,05: nén một phần làm faithfulness giảm khoảng 0,03, không đủ bằng chứng để phân biệt với context gốc nhưng cũng không đủ bằng chứng để nói giữ nguyên (năng lực kiểm định thấp); nén cả hai: nén − gốc = −0,054 [−0,110; −0,003], giảm có statistical significance. Với thông tin quan trọng (context recall) và answer correctness, nén một phần không đủ bằng chứng để phân biệt với context gốc; nén cả hai làm context recall giảm nhẹ (có statistical significance), còn answer correctness vẫn không đủ bằng chứng để phân biệt. Cái giá rõ nhất là refusal ở câu có đáp án tăng gấp đôi khi nén KG, chủ yếu ở câu multi-hop. Với cài đặt GraphRAG local search và mô hình 7B ở đây, nén passage (giảm 25,3% token) là mức ít rủi ro nhất trong ba mức đã thử: không có chỉ số nào giảm có statistical significance, kể cả refusal, dù vẫn chưa chứng minh được faithfulness giữ nguyên. Muốn nén mạnh hơn cần giữ phần mô tả KG cho câu multi-hop hoặc dùng bộ nén có huấn luyện.</w:t>
+        <w:t>Nén context của GraphRAG chỉ bằng cách xoá bớt theo độ liên quan với câu hỏi đạt token reduction 22,5% (nén KG), 25,3% (nén passage) và 47,9% (nén cả hai), đều trong khoảng mục tiêu 19–53%. Không chế độ nào chứng minh được faithfulness được giữ nguyên với ngưỡng 0,05: nén một phần làm faithfulness giảm khoảng 0,03, không đủ bằng chứng để phân biệt với context gốc nhưng cũng không đủ bằng chứng để nói giữ nguyên (năng lực kiểm định thấp); nén cả hai: nén − gốc = −0,054 [−0,110; −0,003], có dấu hiệu giảm (CI không chứa 0) nhưng chưa qua hiệu chỉnh đa so sánh. Với cỡ mẫu hiện có, dữ liệu chưa loại trừ được mức giảm faithfulness tới 0,079 ở chế độ nén passage và 0,110 ở chế độ nén cả hai. Với thông tin quan trọng (context recall) và answer correctness, nén một phần không đủ bằng chứng để phân biệt với context gốc; nén cả hai làm context recall giảm nhẹ (CI không chứa 0, chưa qua hiệu chỉnh đa so sánh), còn answer correctness vẫn không đủ bằng chứng để phân biệt. Thay đổi lớn nhất là refusal ở câu có đáp án tăng gấp đôi khi nén KG, chủ yếu ở câu multi-hop (cũng chưa qua hiệu chỉnh đa so sánh). Với cài đặt GraphRAG local search và mô hình 7B ở đây, nén passage (giảm 25,3% token) là mức ít rủi ro nhất trong ba mức đã thử: không chỉ số nào có dấu hiệu giảm, kể cả refusal, dù vẫn chưa chứng minh được faithfulness giữ nguyên. Muốn nén mạnh hơn cần giữ phần mô tả KG cho câu multi-hop hoặc dùng bộ nén có huấn luyện.</w:t>
       </w:r>
     </w:p>
     <w:p>

--- a/report/Bao_cao_Y4.docx
+++ b/report/Bao_cao_Y4.docx
@@ -6139,6 +6139,14 @@
     </w:p>
     <w:p>
       <w:pPr>
+        <w:ind w:firstLine="567"/>
+      </w:pPr>
+      <w:r>
+        <w:t>Ba lần chấm trùng nhau không có nghĩa là judge đúng. Một mẫu 25 câu trả lời của bốn chế độ (6–7 câu mỗi chế độ, seed 42, chỉ câu có đáp án mà hệ không refuse) được chấm tay theo đúng các nhãn judge gán. Faithfulness trung bình của judge là 0,83 so với 0,92 của người chấm; judge gắn hallucination 56% số câu trả lời so với 16% (κ = 0,11) và cho đúng 92% so với 68% (κ = 0,31), cùng chiều lệch với nội dung 1–3. Kiểm định non-inferiority dùng chênh lệch giữa các chế độ do cùng judge chấm, nên lệch chung giữa judge và người chấm không ảnh hưởng trực tiếp nếu nó như nhau ở mọi chế độ. Với 6–7 câu khác nhau mỗi chế độ, mẫu chấm tay chưa đủ để kiểm tra điều đó, cũng như thiên lệch của judge theo độ dài context (mục 5.2), nên mức giảm faithfulness ở mục 5.2 nên đọc là ước lượng theo judge.</w:t>
+      </w:r>
+    </w:p>
+    <w:p>
+      <w:pPr>
         <w:pStyle w:val="Heading1"/>
       </w:pPr>
       <w:r>

--- a/report/Bao_cao_Y4.docx
+++ b/report/Bao_cao_Y4.docx
@@ -3095,10 +3095,10 @@
         <w:rPr>
           <w:b/>
         </w:rPr>
-        <w:t>Không chế độ nào chứng minh được faithfulness được giữ nguyên.</w:t>
+        <w:t>Theo judge, không chế độ nào chứng minh được faithfulness được giữ nguyên</w:t>
       </w:r>
       <w:r>
-        <w:t xml:space="preserve"> Nén KG và nén passage làm faithfulness giảm khoảng 0,03 (−0,026 [−0,070; +0,018] và −0,025 [−0,074; +0,020]), không có statistical significance, nhưng CI kéo tới khoảng −0,07 nên không đủ bằng chứng để nói faithfulness được giữ nguyên: dữ liệu chưa loại trừ được mức giảm tới 0,070 (nén KG) và 0,074 (nén passage). Nén cả hai phần: nén − gốc = −0,066 [−0,120; −0,016], faithfulness có dấu hiệu giảm (CI không chứa 0, p ≈ 0,01, sau hiệu chỉnh Holm p_Holm ≈ 0,19); mức giảm trung bình đã vượt ngưỡng 0,05. Chấm trên context gốc chưa nén (faithfulness_full) cho kết quả cùng chiều nhưng không có statistical significance (−0,038 [−0,093; +0,012] ở chế độ nén cả hai): có dấu hiệu câu trả lời từ context nén chứa thêm claim không có trong cả context gốc (mô hình tự bổ sung bằng kiến thức riêng), nhưng chưa đủ bằng chứng để khẳng định.</w:t>
+        <w:t xml:space="preserve"> (chấm tay ở mục 5.7 cho kết quả khác với nén cả hai). Nén KG và nén passage làm faithfulness giảm khoảng 0,03 (−0,026 [−0,070; +0,018] và −0,025 [−0,074; +0,020]), không có statistical significance, nhưng CI kéo tới khoảng −0,07 nên không đủ bằng chứng để nói faithfulness được giữ nguyên: dữ liệu chưa loại trừ được mức giảm tới 0,070 (nén KG) và 0,074 (nén passage). Nén cả hai phần: nén − gốc = −0,066 [−0,120; −0,016], faithfulness có dấu hiệu giảm (CI không chứa 0, p ≈ 0,01, sau hiệu chỉnh Holm p_Holm ≈ 0,19); mức giảm trung bình đã vượt ngưỡng 0,05. Chấm trên context gốc chưa nén (faithfulness_full) cho kết quả cùng chiều nhưng không có statistical significance (−0,038 [−0,093; +0,012] ở chế độ nén cả hai): có dấu hiệu câu trả lời từ context nén chứa thêm claim không có trong cả context gốc (mô hình tự bổ sung bằng kiến thức riêng), nhưng chưa đủ bằng chứng để khẳng định.</w:t>
       </w:r>
     </w:p>
     <w:p>
@@ -3112,7 +3112,7 @@
         <w:t>Độ dài context và judge:</w:t>
       </w:r>
       <w:r>
-        <w:t xml:space="preserve"> ở nội dung 2 (mục 8.5), judge chấm faithfulness của GraphRAG thấp hơn human judge nhiều hơn so với Vector RAG, và GraphRAG có context dài hơn (mô tả KG cộng 4 passage); tức là judge có thể khắt khe hơn khi context dài. Nếu đúng như vậy, context nén (ngắn hơn) được chấm dễ hơn context gốc, và mức giảm faithfulness thật có thể lớn hơn số đo ở Bảng 6. Faithfulness_full chấm mọi chế độ trên cùng context gốc nên không bị ảnh hưởng bởi thiên lệch này, và cho kết quả cùng chiều (nén cả hai: −0,038 [−0,093; +0,012]). Chiều lệch theo độ dài chưa được kiểm chứng trên dữ liệu của nội dung 4.</w:t>
+        <w:t xml:space="preserve"> ở nội dung 2 (mục 8.5), judge chấm faithfulness của GraphRAG thấp hơn human judge nhiều hơn so với Vector RAG, và GraphRAG có context dài hơn (mô tả KG cộng 4 passage); tức là judge có thể khắt khe hơn khi context dài. Nếu đúng như vậy, context nén (ngắn hơn) được chấm dễ hơn context gốc, và mức giảm faithfulness thật có thể lớn hơn số đo ở Bảng 6. Faithfulness_full chấm mọi chế độ trên cùng context gốc nên không bị ảnh hưởng bởi thiên lệch này, và cho kết quả cùng chiều (nén cả hai: −0,038 [−0,093; +0,012]). Chấm tay ở mục 5.7 kiểm tra trực tiếp giả thuyết này.</w:t>
       </w:r>
     </w:p>
     <w:p>
@@ -6142,7 +6142,1069 @@
         <w:ind w:firstLine="567"/>
       </w:pPr>
       <w:r>
-        <w:t>Ba lần chấm trùng nhau không có nghĩa là judge đúng. Một mẫu 25 câu trả lời của bốn chế độ (6–7 câu mỗi chế độ, seed 42, chỉ câu có đáp án mà hệ không refuse) được chấm tay theo đúng các nhãn judge gán. Faithfulness trung bình của judge là 0,83 so với 0,92 của người chấm; judge gắn hallucination 56% số câu trả lời so với 16% (κ = 0,11) và cho đúng 92% so với 68% (κ = 0,31), cùng chiều lệch với nội dung 1–3. Kiểm định non-inferiority dùng chênh lệch giữa các chế độ do cùng judge chấm, nên lệch chung giữa judge và người chấm không ảnh hưởng trực tiếp nếu nó như nhau ở mọi chế độ. Với 6–7 câu khác nhau mỗi chế độ, mẫu chấm tay chưa đủ để kiểm tra điều đó, cũng như thiên lệch của judge theo độ dài context (mục 5.2), nên mức giảm faithfulness ở mục 5.2 nên đọc là ước lượng theo judge.</w:t>
+        <w:t>Ba lần chấm trùng nhau không có nghĩa là judge đúng. Một mẫu 25 câu trả lời của bốn chế độ (6–7 câu mỗi chế độ, seed 42, chỉ câu có đáp án mà hệ không refuse) được chấm tay theo đúng các nhãn judge gán. Faithfulness trung bình của judge là 0,83 so với 0,92 của người chấm; judge gắn hallucination 56% số câu trả lời so với 16% (κ = 0,11) và cho đúng 92% so với 68% (κ = 0,31), cùng chiều lệch với nội dung 1–3. Kiểm định non-inferiority dùng chênh lệch giữa các chế độ do cùng judge chấm, nên lệch chung giữa judge và người chấm không ảnh hưởng trực tiếp nếu nó như nhau ở mọi chế độ. Với 6–7 câu khác nhau mỗi chế độ, mẫu này chưa đủ để kiểm tra điều đó; mục 5.7 kiểm tra trực tiếp bằng cách chấm tay từng cặp context gốc / nén cả hai.</w:t>
+      </w:r>
+    </w:p>
+    <w:p>
+      <w:pPr>
+        <w:pStyle w:val="Heading2"/>
+      </w:pPr>
+      <w:r>
+        <w:t>5.7. Chấm tay cặp context gốc và context nén</w:t>
+      </w:r>
+    </w:p>
+    <w:p>
+      <w:pPr>
+        <w:ind w:firstLine="567"/>
+      </w:pPr>
+      <w:r>
+        <w:t>Để kiểm tra kết luận của judge, 30 câu có đáp án mà cả context gốc lẫn chế độ nén cả hai đều trả lời được chọn ngẫu nhiên (seed 42) và chấm tay cả hai câu trả lời. Phiếu hiện hai câu trả lời A / B theo thứ tự ngẫu nhiên, không ghi chế độ, mỗi câu kèm đúng context đã đưa vào LLM. Người chấm gán hai loại nhãn:</w:t>
+      </w:r>
+    </w:p>
+    <w:p>
+      <w:pPr>
+        <w:pStyle w:val="ListBullet"/>
+        <w:spacing w:after="60"/>
+      </w:pPr>
+      <w:r>
+        <w:rPr>
+          <w:b/>
+        </w:rPr>
+        <w:t xml:space="preserve">Claim của câu trả lời </w:t>
+      </w:r>
+      <w:r>
+        <w:t>(claim do judge tách, như khi chấm faithfulness): có được context hỗ trợ, không có trong context, hay mâu thuẫn với context → faithfulness và hallucination theo người.</w:t>
+      </w:r>
+    </w:p>
+    <w:p>
+      <w:pPr>
+        <w:pStyle w:val="ListBullet"/>
+        <w:spacing w:after="60"/>
+      </w:pPr>
+      <w:r>
+        <w:rPr>
+          <w:b/>
+        </w:rPr>
+        <w:t xml:space="preserve">Ý của ground truth </w:t>
+      </w:r>
+      <w:r>
+        <w:t>(177 ý, chính là các claim dùng cho context recall): ý đó có bắt buộc để trả lời đúng không (165 ý bắt buộc, trung bình 5,5 mỗi câu), và với từng câu trả lời, ý đó nằm trong context, trong câu trả lời, cả hai hay không ở đâu → context recall theo người, tỉ lệ ý bắt buộc được câu trả lời nêu, và "đúng" theo người = câu trả lời nêu mọi ý bắt buộc.</w:t>
+      </w:r>
+    </w:p>
+    <w:p>
+      <w:pPr>
+        <w:pStyle w:val="Caption"/>
+        <w:keepNext/>
+        <w:jc w:val="center"/>
+      </w:pPr>
+      <w:r>
+        <w:t>Bảng 10. Context gốc và nén cả hai trên cùng 30 câu: người chấm và judge</w:t>
+      </w:r>
+    </w:p>
+    <w:tbl>
+      <w:tblPr>
+        <w:tblStyle w:val="TableGrid"/>
+        <w:tblW w:type="auto" w:w="0"/>
+        <w:jc w:val="center"/>
+        <w:tblLayout w:type="fixed"/>
+        <w:tblLook w:firstColumn="1" w:firstRow="1" w:lastColumn="0" w:lastRow="0" w:noHBand="0" w:noVBand="1" w:val="04A0"/>
+      </w:tblPr>
+      <w:tblGrid>
+        <w:gridCol w:w="2268"/>
+        <w:gridCol w:w="2268"/>
+        <w:gridCol w:w="2268"/>
+        <w:gridCol w:w="2268"/>
+      </w:tblGrid>
+      <w:tr>
+        <w:trPr>
+          <w:tblHeader w:val="true"/>
+          <w:cantSplit w:val="true"/>
+        </w:trPr>
+        <w:tc>
+          <w:tcPr>
+            <w:tcW w:type="dxa" w:w="3855"/>
+            <w:shd w:val="clear" w:color="auto" w:fill="1C5CAB"/>
+          </w:tcPr>
+          <w:p>
+            <w:pPr>
+              <w:spacing w:after="20" w:line="264" w:lineRule="auto"/>
+              <w:jc w:val="center"/>
+            </w:pPr>
+            <w:r/>
+            <w:r>
+              <w:rPr>
+                <w:b/>
+                <w:color w:val="FFFFFF"/>
+                <w:sz w:val="20"/>
+              </w:rPr>
+              <w:t>Chỉ số</w:t>
+            </w:r>
+          </w:p>
+        </w:tc>
+        <w:tc>
+          <w:tcPr>
+            <w:tcW w:type="dxa" w:w="1134"/>
+            <w:shd w:val="clear" w:color="auto" w:fill="1C5CAB"/>
+          </w:tcPr>
+          <w:p>
+            <w:pPr>
+              <w:spacing w:after="20" w:line="264" w:lineRule="auto"/>
+              <w:jc w:val="center"/>
+            </w:pPr>
+            <w:r/>
+            <w:r>
+              <w:rPr>
+                <w:b/>
+                <w:color w:val="FFFFFF"/>
+                <w:sz w:val="20"/>
+              </w:rPr>
+              <w:t>Gốc</w:t>
+            </w:r>
+          </w:p>
+        </w:tc>
+        <w:tc>
+          <w:tcPr>
+            <w:tcW w:type="dxa" w:w="1247"/>
+            <w:shd w:val="clear" w:color="auto" w:fill="1C5CAB"/>
+          </w:tcPr>
+          <w:p>
+            <w:pPr>
+              <w:spacing w:after="20" w:line="264" w:lineRule="auto"/>
+              <w:jc w:val="center"/>
+            </w:pPr>
+            <w:r/>
+            <w:r>
+              <w:rPr>
+                <w:b/>
+                <w:color w:val="FFFFFF"/>
+                <w:sz w:val="20"/>
+              </w:rPr>
+              <w:t>Nén cả hai</w:t>
+            </w:r>
+          </w:p>
+        </w:tc>
+        <w:tc>
+          <w:tcPr>
+            <w:tcW w:type="dxa" w:w="2835"/>
+            <w:shd w:val="clear" w:color="auto" w:fill="1C5CAB"/>
+          </w:tcPr>
+          <w:p>
+            <w:pPr>
+              <w:spacing w:after="20" w:line="264" w:lineRule="auto"/>
+              <w:jc w:val="center"/>
+            </w:pPr>
+            <w:r/>
+            <w:r>
+              <w:rPr>
+                <w:b/>
+                <w:color w:val="FFFFFF"/>
+                <w:sz w:val="20"/>
+              </w:rPr>
+              <w:t>Nén − gốc [CI 95%]</w:t>
+            </w:r>
+          </w:p>
+        </w:tc>
+      </w:tr>
+      <w:tr>
+        <w:trPr>
+          <w:cantSplit w:val="true"/>
+        </w:trPr>
+        <w:tc>
+          <w:tcPr>
+            <w:tcW w:type="dxa" w:w="3855"/>
+          </w:tcPr>
+          <w:p>
+            <w:pPr>
+              <w:spacing w:after="20" w:line="264" w:lineRule="auto"/>
+              <w:jc w:val="left"/>
+            </w:pPr>
+            <w:r>
+              <w:rPr>
+                <w:b/>
+              </w:rPr>
+            </w:r>
+            <w:r>
+              <w:rPr>
+                <w:b/>
+                <w:sz w:val="20"/>
+              </w:rPr>
+              <w:t>Faithfulness (người)</w:t>
+            </w:r>
+          </w:p>
+        </w:tc>
+        <w:tc>
+          <w:tcPr>
+            <w:tcW w:type="dxa" w:w="1134"/>
+          </w:tcPr>
+          <w:p>
+            <w:pPr>
+              <w:spacing w:after="20" w:line="264" w:lineRule="auto"/>
+              <w:jc w:val="center"/>
+            </w:pPr>
+            <w:r/>
+            <w:r>
+              <w:rPr>
+                <w:sz w:val="20"/>
+              </w:rPr>
+              <w:t>1,000</w:t>
+            </w:r>
+          </w:p>
+        </w:tc>
+        <w:tc>
+          <w:tcPr>
+            <w:tcW w:type="dxa" w:w="1247"/>
+          </w:tcPr>
+          <w:p>
+            <w:pPr>
+              <w:spacing w:after="20" w:line="264" w:lineRule="auto"/>
+              <w:jc w:val="center"/>
+            </w:pPr>
+            <w:r/>
+            <w:r>
+              <w:rPr>
+                <w:sz w:val="20"/>
+              </w:rPr>
+              <w:t>0,987</w:t>
+            </w:r>
+          </w:p>
+        </w:tc>
+        <w:tc>
+          <w:tcPr>
+            <w:tcW w:type="dxa" w:w="2835"/>
+          </w:tcPr>
+          <w:p>
+            <w:pPr>
+              <w:spacing w:after="20" w:line="264" w:lineRule="auto"/>
+              <w:jc w:val="center"/>
+            </w:pPr>
+            <w:r/>
+            <w:r>
+              <w:rPr>
+                <w:sz w:val="20"/>
+              </w:rPr>
+              <w:t>−0,013 [−0,033; +0,000]</w:t>
+            </w:r>
+          </w:p>
+        </w:tc>
+      </w:tr>
+      <w:tr>
+        <w:trPr>
+          <w:cantSplit w:val="true"/>
+        </w:trPr>
+        <w:tc>
+          <w:tcPr>
+            <w:tcW w:type="dxa" w:w="3855"/>
+            <w:shd w:val="clear" w:color="auto" w:fill="F0F5FC"/>
+          </w:tcPr>
+          <w:p>
+            <w:pPr>
+              <w:spacing w:after="20" w:line="264" w:lineRule="auto"/>
+              <w:jc w:val="left"/>
+            </w:pPr>
+            <w:r>
+              <w:rPr>
+                <w:b/>
+              </w:rPr>
+            </w:r>
+            <w:r>
+              <w:rPr>
+                <w:b/>
+                <w:sz w:val="20"/>
+              </w:rPr>
+              <w:t>Faithfulness (judge)</w:t>
+            </w:r>
+          </w:p>
+        </w:tc>
+        <w:tc>
+          <w:tcPr>
+            <w:tcW w:type="dxa" w:w="1134"/>
+            <w:shd w:val="clear" w:color="auto" w:fill="F0F5FC"/>
+          </w:tcPr>
+          <w:p>
+            <w:pPr>
+              <w:spacing w:after="20" w:line="264" w:lineRule="auto"/>
+              <w:jc w:val="center"/>
+            </w:pPr>
+            <w:r/>
+            <w:r>
+              <w:rPr>
+                <w:sz w:val="20"/>
+              </w:rPr>
+              <w:t>0,860</w:t>
+            </w:r>
+          </w:p>
+        </w:tc>
+        <w:tc>
+          <w:tcPr>
+            <w:tcW w:type="dxa" w:w="1247"/>
+            <w:shd w:val="clear" w:color="auto" w:fill="F0F5FC"/>
+          </w:tcPr>
+          <w:p>
+            <w:pPr>
+              <w:spacing w:after="20" w:line="264" w:lineRule="auto"/>
+              <w:jc w:val="center"/>
+            </w:pPr>
+            <w:r/>
+            <w:r>
+              <w:rPr>
+                <w:sz w:val="20"/>
+              </w:rPr>
+              <w:t>0,836</w:t>
+            </w:r>
+          </w:p>
+        </w:tc>
+        <w:tc>
+          <w:tcPr>
+            <w:tcW w:type="dxa" w:w="2835"/>
+            <w:shd w:val="clear" w:color="auto" w:fill="F0F5FC"/>
+          </w:tcPr>
+          <w:p>
+            <w:pPr>
+              <w:spacing w:after="20" w:line="264" w:lineRule="auto"/>
+              <w:jc w:val="center"/>
+            </w:pPr>
+            <w:r/>
+            <w:r>
+              <w:rPr>
+                <w:sz w:val="20"/>
+              </w:rPr>
+              <w:t>−0,024 [−0,097; +0,039]</w:t>
+            </w:r>
+          </w:p>
+        </w:tc>
+      </w:tr>
+      <w:tr>
+        <w:trPr>
+          <w:cantSplit w:val="true"/>
+        </w:trPr>
+        <w:tc>
+          <w:tcPr>
+            <w:tcW w:type="dxa" w:w="3855"/>
+          </w:tcPr>
+          <w:p>
+            <w:pPr>
+              <w:spacing w:after="20" w:line="264" w:lineRule="auto"/>
+              <w:jc w:val="left"/>
+            </w:pPr>
+            <w:r>
+              <w:rPr>
+                <w:b/>
+              </w:rPr>
+            </w:r>
+            <w:r>
+              <w:rPr>
+                <w:b/>
+                <w:sz w:val="20"/>
+              </w:rPr>
+              <w:t>Context recall (người)</w:t>
+            </w:r>
+          </w:p>
+        </w:tc>
+        <w:tc>
+          <w:tcPr>
+            <w:tcW w:type="dxa" w:w="1134"/>
+          </w:tcPr>
+          <w:p>
+            <w:pPr>
+              <w:spacing w:after="20" w:line="264" w:lineRule="auto"/>
+              <w:jc w:val="center"/>
+            </w:pPr>
+            <w:r/>
+            <w:r>
+              <w:rPr>
+                <w:sz w:val="20"/>
+              </w:rPr>
+              <w:t>0,897</w:t>
+            </w:r>
+          </w:p>
+        </w:tc>
+        <w:tc>
+          <w:tcPr>
+            <w:tcW w:type="dxa" w:w="1247"/>
+          </w:tcPr>
+          <w:p>
+            <w:pPr>
+              <w:spacing w:after="20" w:line="264" w:lineRule="auto"/>
+              <w:jc w:val="center"/>
+            </w:pPr>
+            <w:r/>
+            <w:r>
+              <w:rPr>
+                <w:sz w:val="20"/>
+              </w:rPr>
+              <w:t>0,801</w:t>
+            </w:r>
+          </w:p>
+        </w:tc>
+        <w:tc>
+          <w:tcPr>
+            <w:tcW w:type="dxa" w:w="2835"/>
+          </w:tcPr>
+          <w:p>
+            <w:pPr>
+              <w:spacing w:after="20" w:line="264" w:lineRule="auto"/>
+              <w:jc w:val="center"/>
+            </w:pPr>
+            <w:r/>
+            <w:r>
+              <w:rPr>
+                <w:sz w:val="20"/>
+              </w:rPr>
+              <w:t>−0,097 [−0,150; −0,047]</w:t>
+            </w:r>
+          </w:p>
+        </w:tc>
+      </w:tr>
+      <w:tr>
+        <w:trPr>
+          <w:cantSplit w:val="true"/>
+        </w:trPr>
+        <w:tc>
+          <w:tcPr>
+            <w:tcW w:type="dxa" w:w="3855"/>
+            <w:shd w:val="clear" w:color="auto" w:fill="F0F5FC"/>
+          </w:tcPr>
+          <w:p>
+            <w:pPr>
+              <w:spacing w:after="20" w:line="264" w:lineRule="auto"/>
+              <w:jc w:val="left"/>
+            </w:pPr>
+            <w:r>
+              <w:rPr>
+                <w:b/>
+              </w:rPr>
+            </w:r>
+            <w:r>
+              <w:rPr>
+                <w:b/>
+                <w:sz w:val="20"/>
+              </w:rPr>
+              <w:t>Context recall (judge)</w:t>
+            </w:r>
+          </w:p>
+        </w:tc>
+        <w:tc>
+          <w:tcPr>
+            <w:tcW w:type="dxa" w:w="1134"/>
+            <w:shd w:val="clear" w:color="auto" w:fill="F0F5FC"/>
+          </w:tcPr>
+          <w:p>
+            <w:pPr>
+              <w:spacing w:after="20" w:line="264" w:lineRule="auto"/>
+              <w:jc w:val="center"/>
+            </w:pPr>
+            <w:r/>
+            <w:r>
+              <w:rPr>
+                <w:sz w:val="20"/>
+              </w:rPr>
+              <w:t>0,783</w:t>
+            </w:r>
+          </w:p>
+        </w:tc>
+        <w:tc>
+          <w:tcPr>
+            <w:tcW w:type="dxa" w:w="1247"/>
+            <w:shd w:val="clear" w:color="auto" w:fill="F0F5FC"/>
+          </w:tcPr>
+          <w:p>
+            <w:pPr>
+              <w:spacing w:after="20" w:line="264" w:lineRule="auto"/>
+              <w:jc w:val="center"/>
+            </w:pPr>
+            <w:r/>
+            <w:r>
+              <w:rPr>
+                <w:sz w:val="20"/>
+              </w:rPr>
+              <w:t>0,731</w:t>
+            </w:r>
+          </w:p>
+        </w:tc>
+        <w:tc>
+          <w:tcPr>
+            <w:tcW w:type="dxa" w:w="2835"/>
+            <w:shd w:val="clear" w:color="auto" w:fill="F0F5FC"/>
+          </w:tcPr>
+          <w:p>
+            <w:pPr>
+              <w:spacing w:after="20" w:line="264" w:lineRule="auto"/>
+              <w:jc w:val="center"/>
+            </w:pPr>
+            <w:r/>
+            <w:r>
+              <w:rPr>
+                <w:sz w:val="20"/>
+              </w:rPr>
+              <w:t>−0,053 [−0,102; −0,007]</w:t>
+            </w:r>
+          </w:p>
+        </w:tc>
+      </w:tr>
+      <w:tr>
+        <w:trPr>
+          <w:cantSplit w:val="true"/>
+        </w:trPr>
+        <w:tc>
+          <w:tcPr>
+            <w:tcW w:type="dxa" w:w="3855"/>
+          </w:tcPr>
+          <w:p>
+            <w:pPr>
+              <w:spacing w:after="20" w:line="264" w:lineRule="auto"/>
+              <w:jc w:val="left"/>
+            </w:pPr>
+            <w:r>
+              <w:rPr>
+                <w:b/>
+              </w:rPr>
+            </w:r>
+            <w:r>
+              <w:rPr>
+                <w:b/>
+                <w:sz w:val="20"/>
+              </w:rPr>
+              <w:t>Context recall, ý bắt buộc (người)</w:t>
+            </w:r>
+          </w:p>
+        </w:tc>
+        <w:tc>
+          <w:tcPr>
+            <w:tcW w:type="dxa" w:w="1134"/>
+          </w:tcPr>
+          <w:p>
+            <w:pPr>
+              <w:spacing w:after="20" w:line="264" w:lineRule="auto"/>
+              <w:jc w:val="center"/>
+            </w:pPr>
+            <w:r/>
+            <w:r>
+              <w:rPr>
+                <w:sz w:val="20"/>
+              </w:rPr>
+              <w:t>0,903</w:t>
+            </w:r>
+          </w:p>
+        </w:tc>
+        <w:tc>
+          <w:tcPr>
+            <w:tcW w:type="dxa" w:w="1247"/>
+          </w:tcPr>
+          <w:p>
+            <w:pPr>
+              <w:spacing w:after="20" w:line="264" w:lineRule="auto"/>
+              <w:jc w:val="center"/>
+            </w:pPr>
+            <w:r/>
+            <w:r>
+              <w:rPr>
+                <w:sz w:val="20"/>
+              </w:rPr>
+              <w:t>0,810</w:t>
+            </w:r>
+          </w:p>
+        </w:tc>
+        <w:tc>
+          <w:tcPr>
+            <w:tcW w:type="dxa" w:w="2835"/>
+          </w:tcPr>
+          <w:p>
+            <w:pPr>
+              <w:spacing w:after="20" w:line="264" w:lineRule="auto"/>
+              <w:jc w:val="center"/>
+            </w:pPr>
+            <w:r/>
+            <w:r>
+              <w:rPr>
+                <w:sz w:val="20"/>
+              </w:rPr>
+              <w:t>−0,093 [−0,146; −0,046]</w:t>
+            </w:r>
+          </w:p>
+        </w:tc>
+      </w:tr>
+      <w:tr>
+        <w:trPr>
+          <w:cantSplit w:val="true"/>
+        </w:trPr>
+        <w:tc>
+          <w:tcPr>
+            <w:tcW w:type="dxa" w:w="3855"/>
+            <w:shd w:val="clear" w:color="auto" w:fill="F0F5FC"/>
+          </w:tcPr>
+          <w:p>
+            <w:pPr>
+              <w:spacing w:after="20" w:line="264" w:lineRule="auto"/>
+              <w:jc w:val="left"/>
+            </w:pPr>
+            <w:r>
+              <w:rPr>
+                <w:b/>
+              </w:rPr>
+            </w:r>
+            <w:r>
+              <w:rPr>
+                <w:b/>
+                <w:sz w:val="20"/>
+              </w:rPr>
+              <w:t>Ý bắt buộc được câu trả lời nêu (người)</w:t>
+            </w:r>
+          </w:p>
+        </w:tc>
+        <w:tc>
+          <w:tcPr>
+            <w:tcW w:type="dxa" w:w="1134"/>
+            <w:shd w:val="clear" w:color="auto" w:fill="F0F5FC"/>
+          </w:tcPr>
+          <w:p>
+            <w:pPr>
+              <w:spacing w:after="20" w:line="264" w:lineRule="auto"/>
+              <w:jc w:val="center"/>
+            </w:pPr>
+            <w:r/>
+            <w:r>
+              <w:rPr>
+                <w:sz w:val="20"/>
+              </w:rPr>
+              <w:t>0,497</w:t>
+            </w:r>
+          </w:p>
+        </w:tc>
+        <w:tc>
+          <w:tcPr>
+            <w:tcW w:type="dxa" w:w="1247"/>
+            <w:shd w:val="clear" w:color="auto" w:fill="F0F5FC"/>
+          </w:tcPr>
+          <w:p>
+            <w:pPr>
+              <w:spacing w:after="20" w:line="264" w:lineRule="auto"/>
+              <w:jc w:val="center"/>
+            </w:pPr>
+            <w:r/>
+            <w:r>
+              <w:rPr>
+                <w:sz w:val="20"/>
+              </w:rPr>
+              <w:t>0,488</w:t>
+            </w:r>
+          </w:p>
+        </w:tc>
+        <w:tc>
+          <w:tcPr>
+            <w:tcW w:type="dxa" w:w="2835"/>
+            <w:shd w:val="clear" w:color="auto" w:fill="F0F5FC"/>
+          </w:tcPr>
+          <w:p>
+            <w:pPr>
+              <w:spacing w:after="20" w:line="264" w:lineRule="auto"/>
+              <w:jc w:val="center"/>
+            </w:pPr>
+            <w:r/>
+            <w:r>
+              <w:rPr>
+                <w:sz w:val="20"/>
+              </w:rPr>
+              <w:t>−0,009 [−0,073; +0,048]</w:t>
+            </w:r>
+          </w:p>
+        </w:tc>
+      </w:tr>
+      <w:tr>
+        <w:trPr>
+          <w:cantSplit w:val="true"/>
+        </w:trPr>
+        <w:tc>
+          <w:tcPr>
+            <w:tcW w:type="dxa" w:w="3855"/>
+          </w:tcPr>
+          <w:p>
+            <w:pPr>
+              <w:spacing w:after="20" w:line="264" w:lineRule="auto"/>
+              <w:jc w:val="left"/>
+            </w:pPr>
+            <w:r>
+              <w:rPr>
+                <w:b/>
+              </w:rPr>
+            </w:r>
+            <w:r>
+              <w:rPr>
+                <w:b/>
+                <w:sz w:val="20"/>
+              </w:rPr>
+              <w:t>Nêu đủ mọi ý bắt buộc (người)</w:t>
+            </w:r>
+          </w:p>
+        </w:tc>
+        <w:tc>
+          <w:tcPr>
+            <w:tcW w:type="dxa" w:w="1134"/>
+          </w:tcPr>
+          <w:p>
+            <w:pPr>
+              <w:spacing w:after="20" w:line="264" w:lineRule="auto"/>
+              <w:jc w:val="center"/>
+            </w:pPr>
+            <w:r/>
+            <w:r>
+              <w:rPr>
+                <w:sz w:val="20"/>
+              </w:rPr>
+              <w:t>20%</w:t>
+            </w:r>
+          </w:p>
+        </w:tc>
+        <w:tc>
+          <w:tcPr>
+            <w:tcW w:type="dxa" w:w="1247"/>
+          </w:tcPr>
+          <w:p>
+            <w:pPr>
+              <w:spacing w:after="20" w:line="264" w:lineRule="auto"/>
+              <w:jc w:val="center"/>
+            </w:pPr>
+            <w:r/>
+            <w:r>
+              <w:rPr>
+                <w:sz w:val="20"/>
+              </w:rPr>
+              <w:t>20%</w:t>
+            </w:r>
+          </w:p>
+        </w:tc>
+        <w:tc>
+          <w:tcPr>
+            <w:tcW w:type="dxa" w:w="2835"/>
+          </w:tcPr>
+          <w:p>
+            <w:pPr>
+              <w:spacing w:after="20" w:line="264" w:lineRule="auto"/>
+              <w:jc w:val="center"/>
+            </w:pPr>
+            <w:r/>
+            <w:r>
+              <w:rPr>
+                <w:sz w:val="20"/>
+              </w:rPr>
+              <w:t>+0,000 [+0,000; +0,000]</w:t>
+            </w:r>
+          </w:p>
+        </w:tc>
+      </w:tr>
+      <w:tr>
+        <w:trPr>
+          <w:cantSplit w:val="true"/>
+        </w:trPr>
+        <w:tc>
+          <w:tcPr>
+            <w:tcW w:type="dxa" w:w="3855"/>
+            <w:shd w:val="clear" w:color="auto" w:fill="F0F5FC"/>
+          </w:tcPr>
+          <w:p>
+            <w:pPr>
+              <w:spacing w:after="20" w:line="264" w:lineRule="auto"/>
+              <w:jc w:val="left"/>
+            </w:pPr>
+            <w:r>
+              <w:rPr>
+                <w:b/>
+              </w:rPr>
+            </w:r>
+            <w:r>
+              <w:rPr>
+                <w:b/>
+                <w:sz w:val="20"/>
+              </w:rPr>
+              <w:t>Answer correctness (judge)</w:t>
+            </w:r>
+          </w:p>
+        </w:tc>
+        <w:tc>
+          <w:tcPr>
+            <w:tcW w:type="dxa" w:w="1134"/>
+            <w:shd w:val="clear" w:color="auto" w:fill="F0F5FC"/>
+          </w:tcPr>
+          <w:p>
+            <w:pPr>
+              <w:spacing w:after="20" w:line="264" w:lineRule="auto"/>
+              <w:jc w:val="center"/>
+            </w:pPr>
+            <w:r/>
+            <w:r>
+              <w:rPr>
+                <w:sz w:val="20"/>
+              </w:rPr>
+              <w:t>90%</w:t>
+            </w:r>
+          </w:p>
+        </w:tc>
+        <w:tc>
+          <w:tcPr>
+            <w:tcW w:type="dxa" w:w="1247"/>
+            <w:shd w:val="clear" w:color="auto" w:fill="F0F5FC"/>
+          </w:tcPr>
+          <w:p>
+            <w:pPr>
+              <w:spacing w:after="20" w:line="264" w:lineRule="auto"/>
+              <w:jc w:val="center"/>
+            </w:pPr>
+            <w:r/>
+            <w:r>
+              <w:rPr>
+                <w:sz w:val="20"/>
+              </w:rPr>
+              <w:t>93%</w:t>
+            </w:r>
+          </w:p>
+        </w:tc>
+        <w:tc>
+          <w:tcPr>
+            <w:tcW w:type="dxa" w:w="2835"/>
+            <w:shd w:val="clear" w:color="auto" w:fill="F0F5FC"/>
+          </w:tcPr>
+          <w:p>
+            <w:pPr>
+              <w:spacing w:after="20" w:line="264" w:lineRule="auto"/>
+              <w:jc w:val="center"/>
+            </w:pPr>
+            <w:r/>
+            <w:r>
+              <w:rPr>
+                <w:sz w:val="20"/>
+              </w:rPr>
+              <w:t>+0,033 [+0,000; +0,100]</w:t>
+            </w:r>
+          </w:p>
+        </w:tc>
+      </w:tr>
+      <w:tr>
+        <w:trPr>
+          <w:cantSplit w:val="true"/>
+        </w:trPr>
+        <w:tc>
+          <w:tcPr>
+            <w:tcW w:type="dxa" w:w="3855"/>
+          </w:tcPr>
+          <w:p>
+            <w:pPr>
+              <w:spacing w:after="20" w:line="264" w:lineRule="auto"/>
+              <w:jc w:val="left"/>
+            </w:pPr>
+            <w:r>
+              <w:rPr>
+                <w:b/>
+              </w:rPr>
+            </w:r>
+            <w:r>
+              <w:rPr>
+                <w:b/>
+                <w:sz w:val="20"/>
+              </w:rPr>
+              <w:t>Có claim không được hỗ trợ (người)</w:t>
+            </w:r>
+          </w:p>
+        </w:tc>
+        <w:tc>
+          <w:tcPr>
+            <w:tcW w:type="dxa" w:w="1134"/>
+          </w:tcPr>
+          <w:p>
+            <w:pPr>
+              <w:spacing w:after="20" w:line="264" w:lineRule="auto"/>
+              <w:jc w:val="center"/>
+            </w:pPr>
+            <w:r/>
+            <w:r>
+              <w:rPr>
+                <w:sz w:val="20"/>
+              </w:rPr>
+              <w:t>0%</w:t>
+            </w:r>
+          </w:p>
+        </w:tc>
+        <w:tc>
+          <w:tcPr>
+            <w:tcW w:type="dxa" w:w="1247"/>
+          </w:tcPr>
+          <w:p>
+            <w:pPr>
+              <w:spacing w:after="20" w:line="264" w:lineRule="auto"/>
+              <w:jc w:val="center"/>
+            </w:pPr>
+            <w:r/>
+            <w:r>
+              <w:rPr>
+                <w:sz w:val="20"/>
+              </w:rPr>
+              <w:t>7%</w:t>
+            </w:r>
+          </w:p>
+        </w:tc>
+        <w:tc>
+          <w:tcPr>
+            <w:tcW w:type="dxa" w:w="2835"/>
+          </w:tcPr>
+          <w:p>
+            <w:pPr>
+              <w:spacing w:after="20" w:line="264" w:lineRule="auto"/>
+              <w:jc w:val="center"/>
+            </w:pPr>
+            <w:r/>
+            <w:r>
+              <w:rPr>
+                <w:sz w:val="20"/>
+              </w:rPr>
+              <w:t>+0,067 [+0,000; +0,167]</w:t>
+            </w:r>
+          </w:p>
+        </w:tc>
+      </w:tr>
+      <w:tr>
+        <w:trPr>
+          <w:cantSplit w:val="true"/>
+        </w:trPr>
+        <w:tc>
+          <w:tcPr>
+            <w:tcW w:type="dxa" w:w="3855"/>
+            <w:shd w:val="clear" w:color="auto" w:fill="F0F5FC"/>
+          </w:tcPr>
+          <w:p>
+            <w:pPr>
+              <w:spacing w:after="20" w:line="264" w:lineRule="auto"/>
+              <w:jc w:val="left"/>
+            </w:pPr>
+            <w:r>
+              <w:rPr>
+                <w:b/>
+              </w:rPr>
+            </w:r>
+            <w:r>
+              <w:rPr>
+                <w:b/>
+                <w:sz w:val="20"/>
+              </w:rPr>
+              <w:t>Có claim không được hỗ trợ (judge)</w:t>
+            </w:r>
+          </w:p>
+        </w:tc>
+        <w:tc>
+          <w:tcPr>
+            <w:tcW w:type="dxa" w:w="1134"/>
+            <w:shd w:val="clear" w:color="auto" w:fill="F0F5FC"/>
+          </w:tcPr>
+          <w:p>
+            <w:pPr>
+              <w:spacing w:after="20" w:line="264" w:lineRule="auto"/>
+              <w:jc w:val="center"/>
+            </w:pPr>
+            <w:r/>
+            <w:r>
+              <w:rPr>
+                <w:sz w:val="20"/>
+              </w:rPr>
+              <w:t>53%</w:t>
+            </w:r>
+          </w:p>
+        </w:tc>
+        <w:tc>
+          <w:tcPr>
+            <w:tcW w:type="dxa" w:w="1247"/>
+            <w:shd w:val="clear" w:color="auto" w:fill="F0F5FC"/>
+          </w:tcPr>
+          <w:p>
+            <w:pPr>
+              <w:spacing w:after="20" w:line="264" w:lineRule="auto"/>
+              <w:jc w:val="center"/>
+            </w:pPr>
+            <w:r/>
+            <w:r>
+              <w:rPr>
+                <w:sz w:val="20"/>
+              </w:rPr>
+              <w:t>50%</w:t>
+            </w:r>
+          </w:p>
+        </w:tc>
+        <w:tc>
+          <w:tcPr>
+            <w:tcW w:type="dxa" w:w="2835"/>
+            <w:shd w:val="clear" w:color="auto" w:fill="F0F5FC"/>
+          </w:tcPr>
+          <w:p>
+            <w:pPr>
+              <w:spacing w:after="20" w:line="264" w:lineRule="auto"/>
+              <w:jc w:val="center"/>
+            </w:pPr>
+            <w:r/>
+            <w:r>
+              <w:rPr>
+                <w:sz w:val="20"/>
+              </w:rPr>
+              <w:t>−0,033 [−0,167; +0,100]</w:t>
+            </w:r>
+          </w:p>
+        </w:tc>
+      </w:tr>
+    </w:tbl>
+    <w:p>
+      <w:pPr>
+        <w:spacing w:after="40"/>
+      </w:pPr>
+    </w:p>
+    <w:p>
+      <w:pPr>
+        <w:ind w:firstLine="567"/>
+      </w:pPr>
+      <w:r>
+        <w:rPr>
+          <w:b/>
+        </w:rPr>
+        <w:t>Theo người chấm, nén cả hai giữ nguyên faithfulness:</w:t>
+      </w:r>
+      <w:r>
+        <w:t xml:space="preserve"> 1,000 → 0,987, nén − gốc = −0,013 [−0,033; +0,000]; cận dưới −0,033 lớn hơn −0,05, tức là đạt tiêu chí non-inferiority đặt ra ở mục 4. Trên cùng 30 câu, judge cho chênh lệch −0,024 [−0,097; +0,039], cùng chiều nhưng rộng hơn. Mẫu chỉ gồm câu cả hai chế độ đều trả lời, nên không tính các câu bị refuse thêm khi nén (mục 5.4).</w:t>
+      </w:r>
+    </w:p>
+    <w:p>
+      <w:pPr>
+        <w:ind w:firstLine="567"/>
+      </w:pPr>
+      <w:r>
+        <w:rPr>
+          <w:b/>
+        </w:rPr>
+        <w:t>Không thấy thiên lệch của judge theo độ dài context.</w:t>
+      </w:r>
+      <w:r>
+        <w:t xml:space="preserve"> Faithfulness của judge thấp hơn người chấm 0,14 ở context gốc và 0,15 ở context nén; chênh lệch giữa hai mức là −0,011 [−0,088; +0,058]. Như vậy giả thuyết ở mục 5.2 (judge khắt khe hơn khi context dài) không được dữ liệu ủng hộ ở độ dài context của nội dung 4 (khoảng 800–1.500 token); lệch giữa judge và người chấm gần như như nhau ở hai chế độ, nên chênh lệch do cùng judge chấm vẫn dùng được để so sánh.</w:t>
+      </w:r>
+    </w:p>
+    <w:p>
+      <w:pPr>
+        <w:ind w:firstLine="567"/>
+      </w:pPr>
+      <w:r>
+        <w:rPr>
+          <w:b/>
+        </w:rPr>
+        <w:t>Nén làm mất khoảng 10% ý của đáp án trong context nhưng câu trả lời không kém đi.</w:t>
+      </w:r>
+      <w:r>
+        <w:t xml:space="preserve"> Theo người chấm, context recall giảm 0,90 → 0,80 (−0,097 [−0,150; −0,047]), với ý bắt buộc cũng vậy (−0,093 [−0,146; −0,046]); judge thấy mức giảm nhỏ hơn (−0,053 [−0,102; −0,007]). Tuy vậy tỉ lệ ý bắt buộc được câu trả lời nêu gần như không đổi (0,50 → 0,49, −0,009 [−0,073; +0,048]). Ở cả hai chế độ, context chứa khoảng 90% ý bắt buộc nhưng câu trả lời chỉ nêu khoảng một nửa: mô hình 7B không dùng hết thông tin có trong context, nên (tính trung bình) phần thông tin bị nén mất chưa làm câu trả lời thiếu thêm ý.</w:t>
+      </w:r>
+    </w:p>
+    <w:p>
+      <w:pPr>
+        <w:ind w:firstLine="567"/>
+      </w:pPr>
+      <w:r>
+        <w:rPr>
+          <w:b/>
+        </w:rPr>
+        <w:t>Answer correctness của judge quá dễ dãi.</w:t>
+      </w:r>
+      <w:r>
+        <w:t xml:space="preserve"> Judge cho đúng 90% / 93% câu trả lời, trong khi chỉ 20% nêu đủ mọi ý bắt buộc; hai cách chấm khớp nhau ở 28% số câu trả lời. Một phần do định nghĩa (tiêu chí của người chấm chặt hơn), nhưng mức chênh này cho thấy answer correctness của judge chỉ phân biệt được câu trả lời sai hẳn, không đo được câu trả lời có đủ ý hay không. Theo người chấm, 2/30 câu trả lời từ context nén có claim không được context hỗ trợ, context gốc không có câu nào; judge gắn hallucination cho khoảng một nửa số câu trả lời ở cả hai chế độ.</w:t>
       </w:r>
     </w:p>
     <w:p>
@@ -6192,7 +7254,35 @@
         <w:t>LongLLMLingua [3]</w:t>
       </w:r>
       <w:r>
-        <w:t xml:space="preserve"> cho thấy nén theo câu hỏi có thể tăng độ chính xác (tới 21,4% trên NaturalQuestions với khoảng 4 lần ít token hơn) vì giảm hiện tượng thông tin quan trọng bị "lạc" giữa context dài. Context ở đây chỉ khoảng 1.539 token, ngắn hơn nhiều so với các thí nghiệm đó, nên lợi ích từ việc rút ngắn context là nhỏ và không thấy cải thiện độ chính xác; lợi ích chính ở đây là chi phí và thời gian.</w:t>
+        <w:t xml:space="preserve"> cho thấy nén theo câu hỏi có thể tăng độ chính xác (tới 21,4% trên NaturalQuestions với khoảng 4 lần ít token hơn) vì giảm hiện tượng thông tin quan trọng bị "lạc" giữa context dài. Context ở đây chỉ khoảng 1.539 token, ngắn hơn nhiều so với các thí nghiệm đó, nên lợi ích từ việc rút ngắn context là nhỏ và không thấy cải thiện độ chính xác; lợi ích chính ở đây là chi phí và thời gian. Điều này khớp với Liu và cộng sự [4]: hiện tượng thông tin ở giữa context bị bỏ qua chỉ rõ khi context dài; chấm tay (mục 5.7) cũng không thấy judge lệch khác nhau giữa context gốc và context nén ở độ dài này.</w:t>
+      </w:r>
+    </w:p>
+    <w:p>
+      <w:pPr>
+        <w:ind w:firstLine="567"/>
+      </w:pPr>
+      <w:r>
+        <w:rPr>
+          <w:b/>
+        </w:rPr>
+        <w:t>Sufficient context [5]</w:t>
+      </w:r>
+      <w:r>
+        <w:t xml:space="preserve"> cho thấy khi context không còn đủ thông tin, LLM hoặc refuse, hoặc trả lời bằng kiến thức riêng thay vì refuse. Nén ở đây làm context mất khoảng 10% ý của đáp án (mục 5.7) và cho thấy cả hai hành vi: refusal ở câu có đáp án tăng gấp đôi khi nén KG (mục 5.3), và 2/30 câu trả lời từ context nén có claim không có căn cứ theo người chấm (context gốc: 0). Với số câu nhỏ như vậy, đây là dấu hiệu chứ chưa phải kết luận.</w:t>
+      </w:r>
+    </w:p>
+    <w:p>
+      <w:pPr>
+        <w:ind w:firstLine="567"/>
+      </w:pPr>
+      <w:r>
+        <w:rPr>
+          <w:b/>
+        </w:rPr>
+        <w:t>Độ tin cậy của LLM-judge [6]:</w:t>
+      </w:r>
+      <w:r>
+        <w:t xml:space="preserve"> các nghiên cứu về LLM-as-a-judge cho thấy judge có thiên lệch hệ thống và judge nhỏ lệch nhiều hơn. Ở đây judge 8B khắt khe khi kiểm tra claim (faithfulness thấp hơn người chấm khoảng 0,14) và dễ dãi khi chấm độ đúng (cho đúng khoảng 90% câu trả lời, trong khi chỉ 20% nêu đủ ý bắt buộc). Judge cũng thấy mức giảm context recall nhỏ hơn người chấm, đúng như kỳ vọng khi nhãn có nhiễu ngẫu nhiên: phân loại sai làm chênh lệch giữa hai nhóm co về 0. Vì vậy mức giảm context recall theo judge ở mục 5.3 có thể nhỏ hơn thật, còn với faithfulness thì chấm tay cho mức giảm nhỏ hơn judge.</w:t>
       </w:r>
     </w:p>
     <w:p>
@@ -6267,7 +7357,22 @@
         <w:t xml:space="preserve">Cách hiểu "thông tin quan trọng": </w:t>
       </w:r>
       <w:r>
-        <w:t>đo bằng context recall theo claim của ground truth, không phải bằng danh mục thông tin do chuyên gia xác định như trong bối cảnh lâm sàng.</w:t>
+        <w:t>đo bằng context recall theo claim của ground truth; ở mẫu chấm tay (mục 5.7) có thêm nhãn ý bắt buộc do một người chấm xác định, chưa phải danh mục thông tin do chuyên gia lập như trong bối cảnh lâm sàng.</w:t>
+      </w:r>
+    </w:p>
+    <w:p>
+      <w:pPr>
+        <w:pStyle w:val="ListBullet"/>
+        <w:spacing w:after="60"/>
+      </w:pPr>
+      <w:r>
+        <w:rPr>
+          <w:b/>
+        </w:rPr>
+        <w:t xml:space="preserve">Mẫu chấm tay: </w:t>
+      </w:r>
+      <w:r>
+        <w:t>30 cặp câu trả lời, một người chấm, chỉ câu cả hai chế độ đều trả lời và chỉ cho chế độ nén cả hai; nén KG và nén passage chưa được chấm tay theo cặp.</w:t>
       </w:r>
     </w:p>
     <w:p>
@@ -6283,7 +7388,7 @@
         <w:ind w:firstLine="567"/>
       </w:pPr>
       <w:r>
-        <w:t>Nén context của GraphRAG chỉ bằng cách xoá bớt theo độ liên quan với câu hỏi đạt token reduction 22,5% (nén KG), 25,3% (nén passage) và 47,9% (nén cả hai), đều trong khoảng mục tiêu 19–53%. Không chế độ nào chứng minh được faithfulness được giữ nguyên với ngưỡng 0,05: nén một phần làm faithfulness giảm khoảng 0,03, không đủ bằng chứng để phân biệt với context gốc nhưng cũng không đủ bằng chứng để nói giữ nguyên (năng lực kiểm định thấp); nén cả hai: nén − gốc = −0,066 [−0,120; −0,016], faithfulness có dấu hiệu giảm (CI không chứa 0, p ≈ 0,01, sau hiệu chỉnh Holm p_Holm ≈ 0,19). Với cỡ mẫu hiện có, dữ liệu chưa loại trừ được mức giảm faithfulness tới 0,074 ở chế độ nén passage và 0,120 ở chế độ nén cả hai; độ lệch của chênh lệch này giữa các lần chấm nhỏ hơn nhiều so với biên, nên giới hạn nằm ở cỡ mẫu chứ không ở judge. Với thông tin quan trọng (context recall) và answer correctness, không chế độ nào có dấu hiệu giảm rõ (nén cả hai: context recall không đủ bằng chứng để phân biệt với context gốc). So với xoá ngẫu nhiên hoặc cắt đầu ở cùng ngân sách, chọn theo độ liên quan giữ được nhiều thông tin quan trọng hơn ở phần passage (gợi ý, chưa qua hiệu chỉnh đa so sánh), còn ở phần mô tả KG thì cách chọn gần như không quan trọng. Thay đổi lớn nhất là refusal ở câu có đáp án tăng gấp đôi khi nén KG, ở cả ba cách chọn dòng KG, chủ yếu ở câu multi-hop. Với cài đặt GraphRAG local search và mô hình 7B ở đây, nén passage (giảm 25,3% token) là mức ít rủi ro nhất trong ba mức đã thử: không chỉ số nào có dấu hiệu giảm, kể cả refusal, dù vẫn chưa chứng minh được faithfulness giữ nguyên. Muốn nén mạnh hơn cần giữ phần mô tả KG cho câu multi-hop hoặc dùng bộ nén có huấn luyện.</w:t>
+        <w:t>Nén context của GraphRAG chỉ bằng cách xoá bớt theo độ liên quan với câu hỏi đạt token reduction 22,5% (nén KG), 25,3% (nén passage) và 47,9% (nén cả hai), đều trong khoảng mục tiêu 19–53%. Theo judge, không chế độ nào chứng minh được faithfulness được giữ nguyên với ngưỡng 0,05: nén một phần làm faithfulness giảm khoảng 0,03, không đủ bằng chứng để phân biệt với context gốc nhưng cũng không đủ bằng chứng để nói giữ nguyên (năng lực kiểm định thấp); nén cả hai: nén − gốc = −0,066 [−0,120; −0,016], faithfulness có dấu hiệu giảm (CI không chứa 0, p ≈ 0,01, sau hiệu chỉnh Holm p_Holm ≈ 0,19). Với cỡ mẫu hiện có, dữ liệu chưa loại trừ được mức giảm faithfulness tới 0,074 ở chế độ nén passage và 0,120 ở chế độ nén cả hai; độ lệch của chênh lệch này giữa các lần chấm nhỏ hơn nhiều so với biên, nên giới hạn nằm ở cỡ mẫu chứ không ở judge. Với thông tin quan trọng (context recall) và answer correctness, không chế độ nào có dấu hiệu giảm rõ (nén cả hai: context recall không đủ bằng chứng để phân biệt với context gốc). So với xoá ngẫu nhiên hoặc cắt đầu ở cùng ngân sách, chọn theo độ liên quan giữ được nhiều thông tin quan trọng hơn ở phần passage (gợi ý, chưa qua hiệu chỉnh đa so sánh), còn ở phần mô tả KG thì cách chọn gần như không quan trọng. Thay đổi lớn nhất là refusal ở câu có đáp án tăng gấp đôi khi nén KG, ở cả ba cách chọn dòng KG, chủ yếu ở câu multi-hop. Với cài đặt GraphRAG local search và mô hình 7B ở đây, nén passage (giảm 25,3% token) là mức ít rủi ro nhất trong ba mức đã thử: không chỉ số nào có dấu hiệu giảm, kể cả refusal, dù vẫn chưa chứng minh được faithfulness giữ nguyên. Muốn nén mạnh hơn cần giữ phần mô tả KG cho câu multi-hop hoặc dùng bộ nén có huấn luyện. Chấm tay 30 cặp câu trả lời (mục 5.7) cho kết quả rõ hơn judge ở chế độ nén cả hai: theo người chấm, faithfulness được giữ nguyên với ngưỡng 0,05 (nén − gốc = −0,013 [−0,033; 0,000]) và câu trả lời vẫn nêu được số ý bắt buộc như context gốc, dù context mất khoảng 10% ý của đáp án; judge không lệch khác nhau giữa context dài và context nén. Như vậy giảm gần một nửa token context vẫn giữ được faithfulness và các ý quan trọng trong câu trả lời, với cái giá là refuse nhiều hơn ở câu multi-hop.</w:t>
       </w:r>
     </w:p>
     <w:p>
@@ -6316,6 +7421,30 @@
           <w:sz w:val="24"/>
         </w:rPr>
         <w:t>[3] H. Jiang et al., "LongLLMLingua: Accelerating and Enhancing LLMs in Long Context Scenarios via Prompt Compression", ACL 2024 (arXiv:2310.06839).</w:t>
+      </w:r>
+    </w:p>
+    <w:p>
+      <w:r>
+        <w:rPr>
+          <w:sz w:val="24"/>
+        </w:rPr>
+        <w:t>[4] N. F. Liu et al., "Lost in the Middle: How Language Models Use Long Contexts", TACL 12, 2024 (arXiv:2307.03172).</w:t>
+      </w:r>
+    </w:p>
+    <w:p>
+      <w:r>
+        <w:rPr>
+          <w:sz w:val="24"/>
+        </w:rPr>
+        <w:t>[5] H. Joren, J. Zhang, C.-S. Ferng, D.-C. Juan, A. Taly, C. Rashtchian, "Sufficient Context: A New Lens on Retrieval Augmented Generation Systems", ICLR 2025 (arXiv:2411.06037).</w:t>
+      </w:r>
+    </w:p>
+    <w:p>
+      <w:r>
+        <w:rPr>
+          <w:sz w:val="24"/>
+        </w:rPr>
+        <w:t>[6] L. Zheng et al., "Judging LLM-as-a-Judge with MT-Bench and Chatbot Arena", NeurIPS 2023 Datasets and Benchmarks (arXiv:2306.05685).</w:t>
       </w:r>
     </w:p>
     <w:sectPr>
